--- a/Programacion II/Kit docente/Clase 10/Taller Estudiante Clase 10 - Optimizaciones de Código.md.docx
+++ b/Programacion II/Kit docente/Clase 10/Taller Estudiante Clase 10 - Optimizaciones de Código.md.docx
@@ -641,7 +641,7 @@
           <w:color w:val="1f1f1f"/>
           <w:rtl w:val="0"/>
         </w:rPr>
-        <w:t xml:space="preserve">Entrega un archivo PDF al Campus Virtual que contenga dos cosas:</w:t>
+        <w:t>Entrega un archivo PDF al ExamLab que contenga dos cosas:</w:t>
       </w:r>
     </w:p>
     <w:p>
